--- a/report-service/src/main/resources/system_templates/sys_plot_egrn_zouit.docx
+++ b/report-service/src/main/resources/system_templates/sys_plot_egrn_zouit.docx
@@ -87,6 +87,8 @@
         </w:rPr>
         <w:t>{</w:t>
       </w:r>
+      <w:proofErr w:type="spellStart"/>
+      <w:proofErr w:type="gramStart"/>
       <w:r>
         <w:rPr>
           <w:lang w:val="en-US"/>
@@ -99,11 +101,35 @@
         </w:rPr>
         <w:t>zouit</w:t>
       </w:r>
-      <w:r>
-        <w:rPr>
-          <w:lang w:val="en-US"/>
-        </w:rPr>
-        <w:t>[i].feature</w:t>
+      <w:proofErr w:type="spellEnd"/>
+      <w:proofErr w:type="gramEnd"/>
+      <w:r>
+        <w:rPr>
+          <w:lang w:val="en-US"/>
+        </w:rPr>
+        <w:t>[</w:t>
+      </w:r>
+      <w:proofErr w:type="spellStart"/>
+      <w:r>
+        <w:rPr>
+          <w:lang w:val="en-US"/>
+        </w:rPr>
+        <w:t>i</w:t>
+      </w:r>
+      <w:proofErr w:type="spellEnd"/>
+      <w:proofErr w:type="gramStart"/>
+      <w:r>
+        <w:rPr>
+          <w:lang w:val="en-US"/>
+        </w:rPr>
+        <w:t>].</w:t>
+      </w:r>
+      <w:proofErr w:type="spellStart"/>
+      <w:r>
+        <w:rPr>
+          <w:lang w:val="en-US"/>
+        </w:rPr>
+        <w:t>feature</w:t>
       </w:r>
       <w:r>
         <w:rPr>
@@ -115,13 +141,49 @@
         <w:rPr>
           <w:lang w:val="en-US"/>
         </w:rPr>
-        <w:t>name_by_doc</w:t>
-      </w:r>
-      <w:r>
-        <w:rPr>
-          <w:lang w:val="en-US"/>
-        </w:rPr>
-        <w:t>:print(.i):add(1)</w:t>
+        <w:t>name</w:t>
+      </w:r>
+      <w:proofErr w:type="gramEnd"/>
+      <w:r>
+        <w:rPr>
+          <w:lang w:val="en-US"/>
+        </w:rPr>
+        <w:t>_by_doc</w:t>
+      </w:r>
+      <w:r>
+        <w:rPr>
+          <w:lang w:val="en-US"/>
+        </w:rPr>
+        <w:t>:print</w:t>
+      </w:r>
+      <w:proofErr w:type="spellEnd"/>
+      <w:proofErr w:type="gramStart"/>
+      <w:r>
+        <w:rPr>
+          <w:lang w:val="en-US"/>
+        </w:rPr>
+        <w:t>(.</w:t>
+      </w:r>
+      <w:proofErr w:type="spellStart"/>
+      <w:r>
+        <w:rPr>
+          <w:lang w:val="en-US"/>
+        </w:rPr>
+        <w:t>i</w:t>
+      </w:r>
+      <w:proofErr w:type="spellEnd"/>
+      <w:r>
+        <w:rPr>
+          <w:lang w:val="en-US"/>
+        </w:rPr>
+        <w:t>):add</w:t>
+      </w:r>
+      <w:proofErr w:type="gramEnd"/>
+      <w:r>
+        <w:rPr>
+          <w:lang w:val="en-US"/>
+        </w:rPr>
+        <w:t>(1)</w:t>
       </w:r>
       <w:r>
         <w:rPr>
@@ -135,6 +197,8 @@
         </w:rPr>
         <w:t>. {</w:t>
       </w:r>
+      <w:proofErr w:type="spellStart"/>
+      <w:proofErr w:type="gramStart"/>
       <w:r>
         <w:rPr>
           <w:lang w:val="en-US"/>
@@ -147,11 +211,35 @@
         </w:rPr>
         <w:t>zouit</w:t>
       </w:r>
-      <w:r>
-        <w:rPr>
-          <w:lang w:val="en-US"/>
-        </w:rPr>
-        <w:t>[i].feature</w:t>
+      <w:proofErr w:type="spellEnd"/>
+      <w:proofErr w:type="gramEnd"/>
+      <w:r>
+        <w:rPr>
+          <w:lang w:val="en-US"/>
+        </w:rPr>
+        <w:t>[</w:t>
+      </w:r>
+      <w:proofErr w:type="spellStart"/>
+      <w:r>
+        <w:rPr>
+          <w:lang w:val="en-US"/>
+        </w:rPr>
+        <w:t>i</w:t>
+      </w:r>
+      <w:proofErr w:type="spellEnd"/>
+      <w:proofErr w:type="gramStart"/>
+      <w:r>
+        <w:rPr>
+          <w:lang w:val="en-US"/>
+        </w:rPr>
+        <w:t>].</w:t>
+      </w:r>
+      <w:proofErr w:type="spellStart"/>
+      <w:r>
+        <w:rPr>
+          <w:lang w:val="en-US"/>
+        </w:rPr>
+        <w:t>feature</w:t>
       </w:r>
       <w:r>
         <w:rPr>
@@ -163,8 +251,16 @@
         <w:rPr>
           <w:lang w:val="en-US"/>
         </w:rPr>
-        <w:t>name_by_doc</w:t>
-      </w:r>
+        <w:t>name</w:t>
+      </w:r>
+      <w:proofErr w:type="gramEnd"/>
+      <w:r>
+        <w:rPr>
+          <w:lang w:val="en-US"/>
+        </w:rPr>
+        <w:t>_by_doc</w:t>
+      </w:r>
+      <w:proofErr w:type="spellEnd"/>
       <w:r>
         <w:rPr>
           <w:lang w:val="en-US"/>
@@ -223,7 +319,15 @@
               <w:rPr>
                 <w:lang w:val="en-US"/>
               </w:rPr>
-              <w:t>{d.</w:t>
+              <w:t>{</w:t>
+            </w:r>
+            <w:proofErr w:type="spellStart"/>
+            <w:proofErr w:type="gramStart"/>
+            <w:r>
+              <w:rPr>
+                <w:lang w:val="en-US"/>
+              </w:rPr>
+              <w:t>d.</w:t>
             </w:r>
             <w:r>
               <w:rPr>
@@ -231,11 +335,49 @@
               </w:rPr>
               <w:t>zouit</w:t>
             </w:r>
-            <w:r>
-              <w:rPr>
-                <w:lang w:val="en-US"/>
-              </w:rPr>
-              <w:t>[i].feature.properties.</w:t>
+            <w:proofErr w:type="spellEnd"/>
+            <w:proofErr w:type="gramEnd"/>
+            <w:r>
+              <w:rPr>
+                <w:lang w:val="en-US"/>
+              </w:rPr>
+              <w:t>[</w:t>
+            </w:r>
+            <w:proofErr w:type="spellStart"/>
+            <w:r>
+              <w:rPr>
+                <w:lang w:val="en-US"/>
+              </w:rPr>
+              <w:t>i</w:t>
+            </w:r>
+            <w:proofErr w:type="spellEnd"/>
+            <w:proofErr w:type="gramStart"/>
+            <w:r>
+              <w:rPr>
+                <w:lang w:val="en-US"/>
+              </w:rPr>
+              <w:t>].</w:t>
+            </w:r>
+            <w:proofErr w:type="spellStart"/>
+            <w:r>
+              <w:rPr>
+                <w:lang w:val="en-US"/>
+              </w:rPr>
+              <w:t>feature</w:t>
+            </w:r>
+            <w:proofErr w:type="gramEnd"/>
+            <w:r>
+              <w:rPr>
+                <w:lang w:val="en-US"/>
+              </w:rPr>
+              <w:t>.</w:t>
+            </w:r>
+            <w:proofErr w:type="gramStart"/>
+            <w:r>
+              <w:rPr>
+                <w:lang w:val="en-US"/>
+              </w:rPr>
+              <w:t>properties.</w:t>
             </w:r>
             <w:r>
               <w:rPr>
@@ -243,6 +385,8 @@
               </w:rPr>
               <w:t>zonetype</w:t>
             </w:r>
+            <w:proofErr w:type="spellEnd"/>
+            <w:proofErr w:type="gramEnd"/>
             <w:r>
               <w:rPr>
                 <w:lang w:val="en-US"/>
@@ -287,7 +431,67 @@
               <w:rPr>
                 <w:lang w:val="en-US"/>
               </w:rPr>
-              <w:t>{d.zouit[i].feature.properties.regnumbord}</w:t>
+              <w:t>{</w:t>
+            </w:r>
+            <w:proofErr w:type="spellStart"/>
+            <w:proofErr w:type="gramStart"/>
+            <w:r>
+              <w:rPr>
+                <w:lang w:val="en-US"/>
+              </w:rPr>
+              <w:t>d.zouit</w:t>
+            </w:r>
+            <w:proofErr w:type="spellEnd"/>
+            <w:proofErr w:type="gramEnd"/>
+            <w:r>
+              <w:rPr>
+                <w:lang w:val="en-US"/>
+              </w:rPr>
+              <w:t>[</w:t>
+            </w:r>
+            <w:proofErr w:type="spellStart"/>
+            <w:r>
+              <w:rPr>
+                <w:lang w:val="en-US"/>
+              </w:rPr>
+              <w:t>i</w:t>
+            </w:r>
+            <w:proofErr w:type="spellEnd"/>
+            <w:proofErr w:type="gramStart"/>
+            <w:r>
+              <w:rPr>
+                <w:lang w:val="en-US"/>
+              </w:rPr>
+              <w:t>].</w:t>
+            </w:r>
+            <w:proofErr w:type="spellStart"/>
+            <w:r>
+              <w:rPr>
+                <w:lang w:val="en-US"/>
+              </w:rPr>
+              <w:t>feature</w:t>
+            </w:r>
+            <w:proofErr w:type="gramEnd"/>
+            <w:r>
+              <w:rPr>
+                <w:lang w:val="en-US"/>
+              </w:rPr>
+              <w:t>.</w:t>
+            </w:r>
+            <w:proofErr w:type="gramStart"/>
+            <w:r>
+              <w:rPr>
+                <w:lang w:val="en-US"/>
+              </w:rPr>
+              <w:t>properties.regnumbord</w:t>
+            </w:r>
+            <w:proofErr w:type="spellEnd"/>
+            <w:proofErr w:type="gramEnd"/>
+            <w:r>
+              <w:rPr>
+                <w:lang w:val="en-US"/>
+              </w:rPr>
+              <w:t>}</w:t>
             </w:r>
           </w:p>
         </w:tc>
@@ -328,7 +532,59 @@
               <w:rPr>
                 <w:lang w:val="en-US"/>
               </w:rPr>
-              <w:t>{d.zouit[i].feature.properties</w:t>
+              <w:t>{</w:t>
+            </w:r>
+            <w:proofErr w:type="spellStart"/>
+            <w:proofErr w:type="gramStart"/>
+            <w:r>
+              <w:rPr>
+                <w:lang w:val="en-US"/>
+              </w:rPr>
+              <w:t>d.zouit</w:t>
+            </w:r>
+            <w:proofErr w:type="spellEnd"/>
+            <w:proofErr w:type="gramEnd"/>
+            <w:r>
+              <w:rPr>
+                <w:lang w:val="en-US"/>
+              </w:rPr>
+              <w:t>[</w:t>
+            </w:r>
+            <w:proofErr w:type="spellStart"/>
+            <w:r>
+              <w:rPr>
+                <w:lang w:val="en-US"/>
+              </w:rPr>
+              <w:t>i</w:t>
+            </w:r>
+            <w:proofErr w:type="spellEnd"/>
+            <w:proofErr w:type="gramStart"/>
+            <w:r>
+              <w:rPr>
+                <w:lang w:val="en-US"/>
+              </w:rPr>
+              <w:t>].</w:t>
+            </w:r>
+            <w:proofErr w:type="spellStart"/>
+            <w:r>
+              <w:rPr>
+                <w:lang w:val="en-US"/>
+              </w:rPr>
+              <w:t>feature</w:t>
+            </w:r>
+            <w:proofErr w:type="gramEnd"/>
+            <w:r>
+              <w:rPr>
+                <w:lang w:val="en-US"/>
+              </w:rPr>
+              <w:t>.</w:t>
+            </w:r>
+            <w:proofErr w:type="gramStart"/>
+            <w:r>
+              <w:rPr>
+                <w:lang w:val="en-US"/>
+              </w:rPr>
+              <w:t>properties</w:t>
             </w:r>
             <w:r>
               <w:rPr>
@@ -337,12 +593,21 @@
               </w:rPr>
               <w:t>.registrati</w:t>
             </w:r>
+            <w:proofErr w:type="gramEnd"/>
             <w:r>
               <w:rPr>
                 <w:noProof/>
                 <w:lang w:val="en-US"/>
               </w:rPr>
-              <w:t>:formatD('LL')</w:t>
+              <w:t>:formatD</w:t>
+            </w:r>
+            <w:proofErr w:type="spellEnd"/>
+            <w:r>
+              <w:rPr>
+                <w:noProof/>
+                <w:lang w:val="en-US"/>
+              </w:rPr>
+              <w:t>('LL')</w:t>
             </w:r>
             <w:r>
               <w:rPr>
@@ -390,7 +655,52 @@
               <w:rPr>
                 <w:lang w:val="en-US"/>
               </w:rPr>
-              <w:t>{d.zouit[i].feature.properties</w:t>
+              <w:t>{</w:t>
+            </w:r>
+            <w:proofErr w:type="spellStart"/>
+            <w:proofErr w:type="gramStart"/>
+            <w:r>
+              <w:rPr>
+                <w:lang w:val="en-US"/>
+              </w:rPr>
+              <w:t>d.zouit</w:t>
+            </w:r>
+            <w:proofErr w:type="spellEnd"/>
+            <w:proofErr w:type="gramEnd"/>
+            <w:r>
+              <w:rPr>
+                <w:lang w:val="en-US"/>
+              </w:rPr>
+              <w:t>[</w:t>
+            </w:r>
+            <w:proofErr w:type="spellStart"/>
+            <w:r>
+              <w:rPr>
+                <w:lang w:val="en-US"/>
+              </w:rPr>
+              <w:t>i</w:t>
+            </w:r>
+            <w:proofErr w:type="spellEnd"/>
+            <w:proofErr w:type="gramStart"/>
+            <w:r>
+              <w:rPr>
+                <w:lang w:val="en-US"/>
+              </w:rPr>
+              <w:t>].feature</w:t>
+            </w:r>
+            <w:proofErr w:type="gramEnd"/>
+            <w:r>
+              <w:rPr>
+                <w:lang w:val="en-US"/>
+              </w:rPr>
+              <w:t>.</w:t>
+            </w:r>
+            <w:proofErr w:type="gramStart"/>
+            <w:r>
+              <w:rPr>
+                <w:lang w:val="en-US"/>
+              </w:rPr>
+              <w:t>properties</w:t>
             </w:r>
             <w:r>
               <w:rPr>
@@ -403,7 +713,14 @@
               <w:rPr>
                 <w:lang w:val="en-US"/>
               </w:rPr>
-              <w:t>boundary_1</w:t>
+              <w:t>boundary</w:t>
+            </w:r>
+            <w:proofErr w:type="gramEnd"/>
+            <w:r>
+              <w:rPr>
+                <w:lang w:val="en-US"/>
+              </w:rPr>
+              <w:t>_1</w:t>
             </w:r>
             <w:r>
               <w:rPr>
@@ -451,14 +768,25 @@
                 <w:noProof/>
                 <w:lang w:val="en-US"/>
               </w:rPr>
-              <w:t>{d.</w:t>
-            </w:r>
+              <w:t>{</w:t>
+            </w:r>
+            <w:proofErr w:type="gramStart"/>
+            <w:r>
+              <w:rPr>
+                <w:noProof/>
+                <w:lang w:val="en-US"/>
+              </w:rPr>
+              <w:t>d.</w:t>
+            </w:r>
+            <w:proofErr w:type="spellStart"/>
             <w:r>
               <w:rPr>
                 <w:lang w:val="en-US"/>
               </w:rPr>
               <w:t>zouit</w:t>
             </w:r>
+            <w:proofErr w:type="spellEnd"/>
+            <w:proofErr w:type="gramEnd"/>
             <w:r>
               <w:rPr>
                 <w:noProof/>
@@ -515,6 +843,7 @@
               </w:rPr>
               <w:t>{</w:t>
             </w:r>
+            <w:proofErr w:type="gramStart"/>
             <w:r>
               <w:rPr>
                 <w:noProof/>
@@ -522,12 +851,15 @@
               </w:rPr>
               <w:t>d.</w:t>
             </w:r>
+            <w:proofErr w:type="spellStart"/>
             <w:r>
               <w:rPr>
                 <w:lang w:val="en-US"/>
               </w:rPr>
               <w:t>zouit</w:t>
             </w:r>
+            <w:proofErr w:type="spellEnd"/>
+            <w:proofErr w:type="gramEnd"/>
             <w:r>
               <w:rPr>
                 <w:noProof/>
@@ -574,6 +906,8 @@
         <w:lastRenderedPageBreak/>
         <w:t>{</w:t>
       </w:r>
+      <w:proofErr w:type="spellStart"/>
+      <w:proofErr w:type="gramStart"/>
       <w:r>
         <w:rPr>
           <w:lang w:val="en-US"/>
@@ -588,6 +922,8 @@
         <w:t>zouit</w:t>
       </w:r>
       <w:bookmarkEnd w:id="0"/>
+      <w:proofErr w:type="spellEnd"/>
+      <w:proofErr w:type="gramEnd"/>
       <w:r>
         <w:rPr>
           <w:lang w:val="en-US"/>
@@ -600,18 +936,28 @@
         </w:rPr>
         <w:t>+1</w:t>
       </w:r>
-      <w:r>
-        <w:rPr>
-          <w:lang w:val="en-US"/>
-        </w:rPr>
-        <w:t>].feature</w:t>
-      </w:r>
+      <w:proofErr w:type="gramStart"/>
+      <w:r>
+        <w:rPr>
+          <w:lang w:val="en-US"/>
+        </w:rPr>
+        <w:t>].</w:t>
+      </w:r>
+      <w:proofErr w:type="spellStart"/>
+      <w:r>
+        <w:rPr>
+          <w:lang w:val="en-US"/>
+        </w:rPr>
+        <w:t>feature</w:t>
+      </w:r>
+      <w:proofErr w:type="gramEnd"/>
       <w:r>
         <w:rPr>
           <w:lang w:val="en-US"/>
         </w:rPr>
         <w:t>.</w:t>
       </w:r>
+      <w:proofErr w:type="gramStart"/>
       <w:r>
         <w:rPr>
           <w:lang w:val="en-US"/>
@@ -624,6 +970,8 @@
         </w:rPr>
         <w:t>.cadastralnum</w:t>
       </w:r>
+      <w:proofErr w:type="spellEnd"/>
+      <w:proofErr w:type="gramEnd"/>
       <w:r>
         <w:rPr>
           <w:lang w:val="en-US"/>
@@ -632,9 +980,15 @@
       </w:r>
     </w:p>
     <w:p>
+      <w:pPr>
+        <w:rPr>
+          <w:lang w:val="en-US"/>
+        </w:rPr>
+      </w:pPr>
       <w:r>
         <w:t>{</w:t>
       </w:r>
+      <w:proofErr w:type="gramStart"/>
       <w:r>
         <w:rPr>
           <w:lang w:val="en-US"/>
@@ -644,30 +998,42 @@
       <w:r>
         <w:t>.</w:t>
       </w:r>
+      <w:proofErr w:type="spellStart"/>
       <w:r>
         <w:rPr>
           <w:lang w:val="en-US"/>
         </w:rPr>
         <w:t>zouit</w:t>
       </w:r>
+      <w:proofErr w:type="spellEnd"/>
+      <w:proofErr w:type="gramEnd"/>
       <w:r>
         <w:t>:</w:t>
       </w:r>
+      <w:proofErr w:type="spellStart"/>
       <w:r>
         <w:rPr>
           <w:lang w:val="en-US"/>
         </w:rPr>
         <w:t>ifEM</w:t>
       </w:r>
-      <w:r>
-        <w:t>():</w:t>
-      </w:r>
+      <w:proofErr w:type="spellEnd"/>
+      <w:r>
+        <w:t>(</w:t>
+      </w:r>
+      <w:proofErr w:type="gramStart"/>
+      <w:r>
+        <w:t>):</w:t>
+      </w:r>
+      <w:proofErr w:type="spellStart"/>
       <w:r>
         <w:rPr>
           <w:lang w:val="en-US"/>
         </w:rPr>
         <w:t>showBegin</w:t>
       </w:r>
+      <w:proofErr w:type="spellEnd"/>
+      <w:proofErr w:type="gramEnd"/>
       <w:r>
         <w:t>}</w:t>
       </w:r>
@@ -686,6 +1052,13 @@
       <w:r>
         <w:t>.</w:t>
       </w:r>
+    </w:p>
+    <w:p>
+      <w:pPr>
+        <w:rPr>
+          <w:lang w:val="en-US"/>
+        </w:rPr>
+      </w:pPr>
     </w:p>
     <w:p>
       <w:pPr>
@@ -694,6 +1067,7 @@
       <w:r>
         <w:t>{</w:t>
       </w:r>
+      <w:proofErr w:type="gramStart"/>
       <w:r>
         <w:rPr>
           <w:lang w:val="en-US"/>
@@ -703,26 +1077,36 @@
       <w:r>
         <w:t>.</w:t>
       </w:r>
+      <w:proofErr w:type="spellStart"/>
       <w:r>
         <w:rPr>
           <w:lang w:val="en-US"/>
         </w:rPr>
         <w:t>zouit</w:t>
       </w:r>
+      <w:proofErr w:type="spellEnd"/>
+      <w:proofErr w:type="gramEnd"/>
       <w:r>
         <w:t>:</w:t>
       </w:r>
+      <w:proofErr w:type="spellStart"/>
+      <w:proofErr w:type="gramStart"/>
       <w:r>
         <w:rPr>
           <w:lang w:val="en-US"/>
         </w:rPr>
         <w:t>showEnd</w:t>
       </w:r>
+      <w:proofErr w:type="spellEnd"/>
       <w:r>
         <w:t>}</w:t>
       </w:r>
       <w:r>
-        <w:t xml:space="preserve">Сведения, указанные в данном разделе, являются актуальными на дату </w:t>
+        <w:t>Сведения</w:t>
+      </w:r>
+      <w:proofErr w:type="gramEnd"/>
+      <w:r>
+        <w:t xml:space="preserve">, указанные в данном разделе, являются актуальными на </w:t>
       </w:r>
       <w:r>
         <w:rPr>
